--- a/docs/31_数字人交互系统_技术调查报告.docx
+++ b/docs/31_数字人交互系统_技术调查报告.docx
@@ -688,19 +688,7 @@
           <w:u w:val="single"/>
           <w:lang w:val="en-US" w:eastAsia="zh-CN"/>
         </w:rPr>
-        <w:t>17</w:t>
-      </w:r>
-      <w:bookmarkStart w:id="34" w:name="_GoBack"/>
-      <w:bookmarkEnd w:id="34"/>
-      <w:r>
-        <w:rPr>
-          <w:rFonts w:hint="eastAsia"/>
-          <w:sz w:val="30"/>
-          <w:szCs w:val="30"/>
-          <w:u w:val="single"/>
-          <w:lang w:val="en-US" w:eastAsia="zh-CN"/>
-        </w:rPr>
-        <w:t xml:space="preserve">                     </w:t>
+        <w:t xml:space="preserve">17                     </w:t>
       </w:r>
     </w:p>
     <w:p>
@@ -994,28 +982,10 @@
         <w:ind w:right="0" w:firstLine="480"/>
       </w:pPr>
       <w:r>
-        <w:t>因此，本报告把可运行原型视为研究载体，把技术取舍、失败原因、修复机制、验证方法及尚未解决的问题视为主要成果。没有对照实验的数据，不写成</w:t>
-      </w:r>
-      <w:r>
-        <w:rPr>
-          <w:rFonts w:hint="eastAsia"/>
-          <w:lang w:eastAsia="zh-CN"/>
-        </w:rPr>
-        <w:t>“</w:t>
-      </w:r>
-      <w:r>
-        <w:t>显著提升</w:t>
-      </w:r>
-      <w:r>
-        <w:rPr>
-          <w:rFonts w:hint="eastAsia"/>
-          <w:lang w:eastAsia="zh-CN"/>
-        </w:rPr>
-        <w:t>”</w:t>
-      </w:r>
-      <w:r>
-        <w:t>；无法从材料确认的开发动机，不编写成团队亲历事实。</w:t>
-      </w:r>
+        <w:t>因此，本报告把可运行原型视为研究载体，把技术取舍、失败原因、修复机制、验证方法及尚未解决的问题视为主要成果。</w:t>
+      </w:r>
+      <w:bookmarkStart w:id="34" w:name="_GoBack"/>
+      <w:bookmarkEnd w:id="34"/>
     </w:p>
     <w:p>
       <w:pPr>
@@ -2453,12 +2423,6 @@
             <w:insideH w:val="none" w:color="000000" w:sz="0" w:space="0"/>
             <w:insideV w:val="none" w:color="000000" w:sz="0" w:space="0"/>
           </w:tblBorders>
-          <w:tblCellMar>
-            <w:top w:w="65" w:type="dxa"/>
-            <w:left w:w="90" w:type="dxa"/>
-            <w:bottom w:w="65" w:type="dxa"/>
-            <w:right w:w="90" w:type="dxa"/>
-          </w:tblCellMar>
         </w:tblPrEx>
         <w:trPr>
           <w:cantSplit/>
@@ -6908,8 +6872,8 @@
     <w:lsdException w:unhideWhenUsed="0" w:uiPriority="0" w:semiHidden="0" w:name="index 7"/>
     <w:lsdException w:unhideWhenUsed="0" w:uiPriority="0" w:semiHidden="0" w:name="index 8"/>
     <w:lsdException w:unhideWhenUsed="0" w:uiPriority="0" w:semiHidden="0" w:name="index 9"/>
-    <w:lsdException w:unhideWhenUsed="0" w:uiPriority="0" w:semiHidden="0" w:name="toc 1"/>
-    <w:lsdException w:unhideWhenUsed="0" w:uiPriority="0" w:semiHidden="0" w:name="toc 2"/>
+    <w:lsdException w:qFormat="1" w:unhideWhenUsed="0" w:uiPriority="0" w:semiHidden="0" w:name="toc 1"/>
+    <w:lsdException w:qFormat="1" w:unhideWhenUsed="0" w:uiPriority="0" w:semiHidden="0" w:name="toc 2"/>
     <w:lsdException w:qFormat="1" w:unhideWhenUsed="0" w:uiPriority="0" w:semiHidden="0" w:name="toc 3"/>
     <w:lsdException w:unhideWhenUsed="0" w:uiPriority="0" w:semiHidden="0" w:name="toc 4"/>
     <w:lsdException w:unhideWhenUsed="0" w:uiPriority="0" w:semiHidden="0" w:name="toc 5"/>
@@ -6920,7 +6884,7 @@
     <w:lsdException w:unhideWhenUsed="0" w:uiPriority="0" w:semiHidden="0" w:name="Normal Indent"/>
     <w:lsdException w:unhideWhenUsed="0" w:uiPriority="0" w:semiHidden="0" w:name="footnote text"/>
     <w:lsdException w:unhideWhenUsed="0" w:uiPriority="0" w:semiHidden="0" w:name="annotation text"/>
-    <w:lsdException w:unhideWhenUsed="0" w:uiPriority="0" w:semiHidden="0" w:name="header"/>
+    <w:lsdException w:qFormat="1" w:unhideWhenUsed="0" w:uiPriority="0" w:semiHidden="0" w:name="header"/>
     <w:lsdException w:qFormat="1" w:unhideWhenUsed="0" w:uiPriority="0" w:semiHidden="0" w:name="footer"/>
     <w:lsdException w:unhideWhenUsed="0" w:uiPriority="0" w:semiHidden="0" w:name="index heading"/>
     <w:lsdException w:qFormat="1" w:unhideWhenUsed="0" w:uiPriority="0" w:semiHidden="0" w:name="caption"/>
@@ -6930,13 +6894,13 @@
     <w:lsdException w:unhideWhenUsed="0" w:uiPriority="0" w:semiHidden="0" w:name="footnote reference"/>
     <w:lsdException w:unhideWhenUsed="0" w:uiPriority="0" w:semiHidden="0" w:name="annotation reference"/>
     <w:lsdException w:unhideWhenUsed="0" w:uiPriority="0" w:semiHidden="0" w:name="line number"/>
-    <w:lsdException w:unhideWhenUsed="0" w:uiPriority="0" w:semiHidden="0" w:name="page number"/>
+    <w:lsdException w:qFormat="1" w:unhideWhenUsed="0" w:uiPriority="0" w:semiHidden="0" w:name="page number"/>
     <w:lsdException w:unhideWhenUsed="0" w:uiPriority="0" w:semiHidden="0" w:name="endnote reference"/>
     <w:lsdException w:unhideWhenUsed="0" w:uiPriority="0" w:semiHidden="0" w:name="endnote text"/>
     <w:lsdException w:unhideWhenUsed="0" w:uiPriority="0" w:semiHidden="0" w:name="table of authorities"/>
     <w:lsdException w:unhideWhenUsed="0" w:uiPriority="0" w:semiHidden="0" w:name="macro"/>
     <w:lsdException w:unhideWhenUsed="0" w:uiPriority="0" w:semiHidden="0" w:name="toa heading"/>
-    <w:lsdException w:unhideWhenUsed="0" w:uiPriority="0" w:semiHidden="0" w:name="List"/>
+    <w:lsdException w:qFormat="1" w:unhideWhenUsed="0" w:uiPriority="0" w:semiHidden="0" w:name="List"/>
     <w:lsdException w:unhideWhenUsed="0" w:uiPriority="0" w:semiHidden="0" w:name="List Bullet"/>
     <w:lsdException w:unhideWhenUsed="0" w:uiPriority="0" w:semiHidden="0" w:name="List Number"/>
     <w:lsdException w:unhideWhenUsed="0" w:uiPriority="0" w:semiHidden="0" w:name="List 2"/>
@@ -6955,7 +6919,7 @@
     <w:lsdException w:unhideWhenUsed="0" w:uiPriority="0" w:semiHidden="0" w:name="Closing"/>
     <w:lsdException w:unhideWhenUsed="0" w:uiPriority="0" w:semiHidden="0" w:name="Signature"/>
     <w:lsdException w:qFormat="1" w:unhideWhenUsed="0" w:uiPriority="0" w:name="Default Paragraph Font"/>
-    <w:lsdException w:unhideWhenUsed="0" w:uiPriority="0" w:semiHidden="0" w:name="Body Text"/>
+    <w:lsdException w:qFormat="1" w:unhideWhenUsed="0" w:uiPriority="0" w:semiHidden="0" w:name="Body Text"/>
     <w:lsdException w:unhideWhenUsed="0" w:uiPriority="0" w:semiHidden="0" w:name="Body Text Indent"/>
     <w:lsdException w:unhideWhenUsed="0" w:uiPriority="0" w:semiHidden="0" w:name="List Continue"/>
     <w:lsdException w:unhideWhenUsed="0" w:uiPriority="0" w:semiHidden="0" w:name="List Continue 2"/>
@@ -6974,7 +6938,7 @@
     <w:lsdException w:unhideWhenUsed="0" w:uiPriority="0" w:semiHidden="0" w:name="Body Text Indent 2"/>
     <w:lsdException w:unhideWhenUsed="0" w:uiPriority="0" w:semiHidden="0" w:name="Body Text Indent 3"/>
     <w:lsdException w:unhideWhenUsed="0" w:uiPriority="0" w:semiHidden="0" w:name="Block Text"/>
-    <w:lsdException w:unhideWhenUsed="0" w:uiPriority="0" w:semiHidden="0" w:name="Hyperlink"/>
+    <w:lsdException w:qFormat="1" w:unhideWhenUsed="0" w:uiPriority="0" w:semiHidden="0" w:name="Hyperlink"/>
     <w:lsdException w:unhideWhenUsed="0" w:uiPriority="0" w:semiHidden="0" w:name="FollowedHyperlink"/>
     <w:lsdException w:qFormat="1" w:unhideWhenUsed="0" w:uiPriority="0" w:semiHidden="0" w:name="Strong"/>
     <w:lsdException w:qFormat="1" w:unhideWhenUsed="0" w:uiPriority="0" w:semiHidden="0" w:name="Emphasis"/>
@@ -7308,6 +7272,7 @@
   <w:style w:type="paragraph" w:styleId="8">
     <w:name w:val="Body Text"/>
     <w:basedOn w:val="1"/>
+    <w:qFormat/>
     <w:uiPriority w:val="0"/>
     <w:pPr>
       <w:spacing w:before="0" w:after="140" w:line="276" w:lineRule="auto"/>
@@ -7347,6 +7312,7 @@
   <w:style w:type="paragraph" w:styleId="11">
     <w:name w:val="header"/>
     <w:basedOn w:val="1"/>
+    <w:qFormat/>
     <w:uiPriority w:val="0"/>
     <w:pPr>
       <w:keepLines/>
@@ -7373,6 +7339,7 @@
     <w:name w:val="toc 1"/>
     <w:basedOn w:val="1"/>
     <w:next w:val="1"/>
+    <w:qFormat/>
     <w:uiPriority w:val="0"/>
     <w:pPr>
       <w:tabs>
@@ -7383,6 +7350,7 @@
   <w:style w:type="paragraph" w:styleId="13">
     <w:name w:val="List"/>
     <w:basedOn w:val="8"/>
+    <w:qFormat/>
     <w:uiPriority w:val="0"/>
     <w:rPr>
       <w:rFonts w:cs="Lohit Devanagari"/>
@@ -7411,6 +7379,7 @@
     <w:name w:val="toc 2"/>
     <w:basedOn w:val="1"/>
     <w:next w:val="1"/>
+    <w:qFormat/>
     <w:uiPriority w:val="0"/>
     <w:pPr>
       <w:tabs>
@@ -7422,6 +7391,7 @@
   <w:style w:type="character" w:styleId="18">
     <w:name w:val="page number"/>
     <w:basedOn w:val="19"/>
+    <w:qFormat/>
     <w:uiPriority w:val="0"/>
   </w:style>
   <w:style w:type="character" w:customStyle="1" w:styleId="19">
@@ -7431,6 +7401,7 @@
   </w:style>
   <w:style w:type="character" w:styleId="20">
     <w:name w:val="Hyperlink"/>
+    <w:qFormat/>
     <w:uiPriority w:val="0"/>
     <w:rPr>
       <w:color w:val="0000FF"/>
